--- a/BikeSystem - Documento de Proyecto y Tesis Actualizada.docx
+++ b/BikeSystem - Documento de Proyecto y Tesis Actualizada.docx
@@ -397,22 +397,7 @@
         <w:spacing w:before="0" w:after="80" w:line="276" w:lineRule="auto"/>
       </w:pPr>
       <w:r>
-        <w:rPr>
-          <w:rFonts w:ascii="Calibri" w:hAnsi="Calibri"/>
-          <w:b/>
-          <w:color w:val="0F172A"/>
-          <w:sz w:val="20"/>
-        </w:rPr>
-        <w:t xml:space="preserve">Módulo de Ventas y Comprobantes: </w:t>
-      </w:r>
-      <w:r>
-        <w:rPr>
-          <w:rFonts w:ascii="Calibri" w:hAnsi="Calibri"/>
-          <w:i w:val="0"/>
-          <w:color w:val="334155"/>
-          <w:sz w:val="20"/>
-        </w:rPr>
-        <w:t>Facturación atómica con selección de cliente, productos, cantidades, múltiples métodos de pago, comprobante fiscal imprimible/exportable y anulación segura con reposición de inventario.</w:t>
+        <w:t>Módulo de Ventas y Comprobantes: Facturacion atomica con seleccion de cliente o Consumidor Final automatico, productos, cantidades, multiples metodos de pago, comprobante fiscal descargable directamente en formato PDF maquetado con membrete y politicas de 1° service / garantia, e impresion y anulacion segura con reposicion automatica de inventario.</w:t>
       </w:r>
     </w:p>
     <w:p>
@@ -489,22 +474,7 @@
         <w:spacing w:before="0" w:after="80" w:line="276" w:lineRule="auto"/>
       </w:pPr>
       <w:r>
-        <w:rPr>
-          <w:rFonts w:ascii="Calibri" w:hAnsi="Calibri"/>
-          <w:b/>
-          <w:color w:val="0F172A"/>
-          <w:sz w:val="20"/>
-        </w:rPr>
-        <w:t xml:space="preserve">Módulo de Garantías Postventa (EXTRA): </w:t>
-      </w:r>
-      <w:r>
-        <w:rPr>
-          <w:rFonts w:ascii="Calibri" w:hAnsi="Calibri"/>
-          <w:i w:val="0"/>
-          <w:color w:val="334155"/>
-          <w:sz w:val="20"/>
-        </w:rPr>
-        <w:t>Control de períodos de cobertura (30/90 días) para bicicletas nuevas vendidas.</w:t>
+        <w:t>Módulo de Garantías Postventa y 1° Service: Control de periodos de cobertura inicial de 30 dias para bicicletas vendidas y registro formal del 1° Service obligatorio en taller para habilitar la extension de garantia oficial a 6 meses.</w:t>
       </w:r>
     </w:p>
     <w:p>
@@ -512,22 +482,7 @@
         <w:spacing w:before="0" w:after="80" w:line="276" w:lineRule="auto"/>
       </w:pPr>
       <w:r>
-        <w:rPr>
-          <w:rFonts w:ascii="Calibri" w:hAnsi="Calibri"/>
-          <w:b/>
-          <w:color w:val="0F172A"/>
-          <w:sz w:val="20"/>
-        </w:rPr>
-        <w:t xml:space="preserve">Módulo de Analítica y Reportes: </w:t>
-      </w:r>
-      <w:r>
-        <w:rPr>
-          <w:rFonts w:ascii="Calibri" w:hAnsi="Calibri"/>
-          <w:i w:val="0"/>
-          <w:color w:val="334155"/>
-          <w:sz w:val="20"/>
-        </w:rPr>
-        <w:t>Panel interactivo con KPIs financieros, balance neto (Ventas + Taller - Pagos a Proveedores), productos más vendidos y exportación de datos.</w:t>
+        <w:t>Módulo de Analítica y Reportes: Panel interactivo con KPIs financieros, balance neto (Ventas + Taller - Pagos a Proveedores), productos mas vendidos, inventario y capital inmovilizado en bicicletas por gama, y exportacion directa a PDF maquetado, CSV para Excel e impresion nativa.</w:t>
       </w:r>
     </w:p>
     <w:p>
@@ -1801,19 +1756,8 @@
             </w:tcMar>
           </w:tcPr>
           <w:p>
-            <w:pPr>
-              <w:spacing w:before="40" w:after="40" w:line="276" w:lineRule="auto"/>
-              <w:jc w:val="left"/>
-            </w:pPr>
             <w:r>
-              <w:rPr>
-                <w:rFonts w:ascii="Calibri" w:hAnsi="Calibri"/>
-                <w:b w:val="0"/>
-                <w:i w:val="0"/>
-                <w:color w:val="1F2937"/>
-                <w:sz w:val="16"/>
-              </w:rPr>
-              <w:t>Generar comprobante de venta numerado ('FAC-XXXXXX') con desglose de ítems, totales e impresión.</w:t>
+              <w:t>Generar y descargar comprobante de venta numerado ('FAC-XXXXXX') en formato PDF vectorial maquetado (mediante jsPDF y AutoTable), con desglose de articulos, cliente o Consumidor Final, clausula de garantia / 1° service obligatorio y marca de agua en caso de anulacion.</w:t>
             </w:r>
           </w:p>
         </w:tc>
@@ -3435,19 +3379,8 @@
             </w:tcMar>
           </w:tcPr>
           <w:p>
-            <w:pPr>
-              <w:spacing w:before="40" w:after="40" w:line="276" w:lineRule="auto"/>
-              <w:jc w:val="left"/>
-            </w:pPr>
             <w:r>
-              <w:rPr>
-                <w:rFonts w:ascii="Calibri" w:hAnsi="Calibri"/>
-                <w:b w:val="0"/>
-                <w:i w:val="0"/>
-                <w:color w:val="1F2937"/>
-                <w:sz w:val="16"/>
-              </w:rPr>
-              <w:t>Asignar período de cobertura de garantía (30/90 días) a las bicicletas nuevas vendidas en el local.</w:t>
+              <w:t>Asignar periodo de cobertura de garantia de 30 dias a las bicicletas vendidas en el local, con derecho y requerimiento del 1° Service Obligatorio de asentamiento mecanico gratuito en taller para extender la garantia a 6 meses.</w:t>
             </w:r>
           </w:p>
         </w:tc>
@@ -3521,19 +3454,8 @@
             </w:tcMar>
           </w:tcPr>
           <w:p>
-            <w:pPr>
-              <w:spacing w:before="40" w:after="40" w:line="276" w:lineRule="auto"/>
-              <w:jc w:val="left"/>
-            </w:pPr>
             <w:r>
-              <w:rPr>
-                <w:rFonts w:ascii="Calibri" w:hAnsi="Calibri"/>
-                <w:b w:val="0"/>
-                <w:i w:val="0"/>
-                <w:color w:val="1F2937"/>
-                <w:sz w:val="16"/>
-              </w:rPr>
-              <w:t>Consultar el estado de vigencia de las garantías otorgadas a clientes por fecha de compra.</w:t>
+              <w:t>Gestionar el seguimiento de garantias y registrar el 1° Service obligatorio en taller antes del plazo de 30 dias, con autorizacion administrativa de excepcion si el plazo estipulado ha vencido.</w:t>
             </w:r>
           </w:p>
         </w:tc>
@@ -4037,19 +3959,8 @@
             </w:tcMar>
           </w:tcPr>
           <w:p>
-            <w:pPr>
-              <w:spacing w:before="40" w:after="40" w:line="276" w:lineRule="auto"/>
-              <w:jc w:val="left"/>
-            </w:pPr>
             <w:r>
-              <w:rPr>
-                <w:rFonts w:ascii="Calibri" w:hAnsi="Calibri"/>
-                <w:b w:val="0"/>
-                <w:i w:val="0"/>
-                <w:color w:val="1F2937"/>
-                <w:sz w:val="16"/>
-              </w:rPr>
-              <w:t>Exportar reportes y balance operativo a formato tabular CSV e impresión formateada.</w:t>
+              <w:t>Exportar reportes analiticos y balance operativo a formato binario PDF maquetado con orientacion adaptativa (Landscape para ventas, taller e inventario; Portrait para balance y consolidado), formato tabular CSV (Excel) e impresion directa.</w:t>
             </w:r>
           </w:p>
         </w:tc>
@@ -4553,19 +4464,8 @@
             </w:tcMar>
           </w:tcPr>
           <w:p>
-            <w:pPr>
-              <w:spacing w:before="40" w:after="40" w:line="276" w:lineRule="auto"/>
-              <w:jc w:val="left"/>
-            </w:pPr>
             <w:r>
-              <w:rPr>
-                <w:rFonts w:ascii="Calibri" w:hAnsi="Calibri"/>
-                <w:b w:val="0"/>
-                <w:i w:val="0"/>
-                <w:color w:val="1F2937"/>
-                <w:sz w:val="16"/>
-              </w:rPr>
-              <w:t>Ejecutar copias de seguridad de la base de datos PostgreSQL programadas y bajo demanda.</w:t>
+              <w:t>Generar y descargar copias de seguridad completas de la base de datos PostgreSQL de forma nativa bajo demanda desde el modulo de Auditoria, ejecutadas bajo transaccion atomica con preservacion de identidades (OVERRIDING SYSTEM VALUE) y trazabilidad inmutable.</w:t>
             </w:r>
           </w:p>
         </w:tc>
@@ -4695,13 +4595,9 @@
         <w:spacing w:before="260" w:after="80"/>
       </w:pPr>
       <w:r>
-        <w:rPr>
-          <w:rFonts w:ascii="Calibri" w:hAnsi="Calibri"/>
-          <w:b/>
-          <w:color w:val="1E3A8A"/>
-          <w:sz w:val="24"/>
-        </w:rPr>
-        <w:t>RNF3: Confiabilidad, Persistencia y Respaldo de Base de Datos</w:t>
+        <w:t>RNF3: Confiabilidad, Persistencia y Respaldo Nativo de Base de Datos</w:t>
+        <w:br/>
+        <w:t>La base de datos relacional PostgreSQL garantiza transacciones ACID (Atomicidad, Consistencia, Aislamiento y Durabilidad) en operaciones compuestas (ej. venta y baja de stock simultanea). El sistema dispone de un servicio de respaldo nativo sin dependencias de Docker ('backup.service.ts') accesible para Administradores desde el modulo de Auditoria, que extrae las 14 tablas del sistema en orden relacional con transaccion atomica (BEGIN/COMMIT), desactivacion temporal de disparadores (SET session_replication_role = 'replica') y clausula OVERRIDING SYSTEM VALUE para compatibilidad y restauracion inmediata en Supabase o PostgreSQL.</w:t>
       </w:r>
     </w:p>
     <w:p>
@@ -6268,19 +6164,8 @@
             </w:tcMar>
           </w:tcPr>
           <w:p>
-            <w:pPr>
-              <w:spacing w:before="40" w:after="40" w:line="276" w:lineRule="auto"/>
-              <w:jc w:val="left"/>
-            </w:pPr>
             <w:r>
-              <w:rPr>
-                <w:rFonts w:ascii="Calibri" w:hAnsi="Calibri"/>
-                <w:b w:val="0"/>
-                <w:i w:val="0"/>
-                <w:color w:val="1F2937"/>
-                <w:sz w:val="16"/>
-              </w:rPr>
-              <w:t>Emitir e imprimir comprobante numerado 'FAC-XXXXXX' con membrete y políticas de garantía.</w:t>
+              <w:t>Emitir, descargar directamente en PDF e imprimir comprobante numerado 'FAC-XXXXXX' con membrete comercial oficial, identificacion de consumidor final o cliente y politicas de garantia / 1° service.</w:t>
             </w:r>
           </w:p>
         </w:tc>
@@ -7522,19 +7407,8 @@
             </w:tcMar>
           </w:tcPr>
           <w:p>
-            <w:pPr>
-              <w:spacing w:before="40" w:after="40" w:line="276" w:lineRule="auto"/>
-              <w:jc w:val="left"/>
-            </w:pPr>
             <w:r>
-              <w:rPr>
-                <w:rFonts w:ascii="Calibri" w:hAnsi="Calibri"/>
-                <w:b w:val="0"/>
-                <w:i w:val="0"/>
-                <w:color w:val="1F2937"/>
-                <w:sz w:val="16"/>
-              </w:rPr>
-              <w:t>Descargar datos tabulares para análisis externo o imprimir el balance.</w:t>
+              <w:t>Descargar informes gerenciales maquetados en formato binario PDF por pestana, exportar datos tabulares a CSV (Excel) o imprimir el estado de balance financiero.</w:t>
             </w:r>
           </w:p>
         </w:tc>
@@ -8662,19 +8536,8 @@
             </w:tcMar>
           </w:tcPr>
           <w:p>
-            <w:pPr>
-              <w:spacing w:before="40" w:after="40" w:line="276" w:lineRule="auto"/>
-              <w:jc w:val="left"/>
-            </w:pPr>
             <w:r>
-              <w:rPr>
-                <w:rFonts w:ascii="Calibri" w:hAnsi="Calibri"/>
-                <w:b w:val="0"/>
-                <w:i w:val="0"/>
-                <w:color w:val="1F2937"/>
-                <w:sz w:val="16"/>
-              </w:rPr>
-              <w:t>Monitorear el plazo de garantía vigente de bicicletas nuevas vendidas.</w:t>
+              <w:t>Monitorear el plazo de cobertura de garantia de bicicletas vendidas y asentar la realizacion del 1° Service obligatorio para validar la extension de garantia a 6 meses.</w:t>
             </w:r>
           </w:p>
         </w:tc>
@@ -9656,19 +9519,8 @@
             </w:tcMar>
           </w:tcPr>
           <w:p>
-            <w:pPr>
-              <w:spacing w:before="40" w:after="40" w:line="276" w:lineRule="auto"/>
-              <w:jc w:val="left"/>
-            </w:pPr>
             <w:r>
-              <w:rPr>
-                <w:rFonts w:ascii="Calibri" w:hAnsi="Calibri"/>
-                <w:b w:val="0"/>
-                <w:i/>
-                <w:color w:val="1E3A8A"/>
-                <w:sz w:val="15"/>
-              </w:rPr>
-              <w:t>id_detalle_venta (PK), id_venta (FK), id_producto (FK), cantidad, precio_unitario, costo_total.</w:t>
+              <w:t>id_detalle_venta (PK), id_venta (FK), id_producto (FK), cantidad, precio_unitario, costo_total, primer_service_realizado (BOOLEAN), fecha_primer_service (DATE), observaciones_service (TEXT), id_usuario_service (FK nullable), service_excepcion (BOOLEAN).</w:t>
             </w:r>
           </w:p>
         </w:tc>
@@ -9684,19 +9536,8 @@
             </w:tcMar>
           </w:tcPr>
           <w:p>
-            <w:pPr>
-              <w:spacing w:before="40" w:after="40" w:line="276" w:lineRule="auto"/>
-              <w:jc w:val="left"/>
-            </w:pPr>
             <w:r>
-              <w:rPr>
-                <w:rFonts w:ascii="Calibri" w:hAnsi="Calibri"/>
-                <w:b w:val="0"/>
-                <w:i w:val="0"/>
-                <w:color w:val="1F2937"/>
-                <w:sz w:val="16"/>
-              </w:rPr>
-              <w:t>Ítems facturados por cada venta realizada.</w:t>
+              <w:t>Items facturados por cada venta realizada y seguimiento individual del 1° service obligatorio y extension de garantia para rodados 0km.</w:t>
             </w:r>
           </w:p>
         </w:tc>
